--- a/zht/docx/34.content.docx
+++ b/zht/docx/34.content.docx
@@ -136,13 +136,6 @@
         <w:rPr>
           <w:lang w:val="zh_TW" w:bidi="zh_TW"/>
         </w:rPr>
-      </w:r>
-      <w:r>
-        <w:rPr>
-          <w:i/>
-          <w:lang w:val="zh_TW" w:bidi="zh_TW"/>
-        </w:rPr>
-        <w:t>那鴻書 1:2, 那鴻書 1:2 (#2), 那鴻書 1:3, 那鴻書 1:4, 那鴻書 1:5, 那鴻書 1:7, 那鴻書 1:8, 那鴻書 1:13, 那鴻書 1:14, 那鴻書 1:15, 那鴻書 1:15 (#2), 那鴻書 2:2, 那鴻書 2:3, 那鴻書 2:4, 那鴻書 2:7, 那鴻書 2:8, 那鴻書 2:11, 那鴻書 2:12, 那鴻書 2:13, 那鴻書 3:1, 那鴻書 3:3, 那鴻書 3:4, 那鴻書 3:5–6, 那鴻書 3:8, 那鴻書 3:10, 那鴻書 3:12, 那鴻書 3:17, 那鴻書 3:19</w:t>
       </w:r>
       <w:r>
         <w:rPr>

--- a/zht/docx/34.content.docx
+++ b/zht/docx/34.content.docx
@@ -123,19 +123,6 @@
           <w:lang w:val="zh_TW" w:bidi="zh_TW"/>
         </w:rPr>
         <w:t>NAM</w:t>
-      </w:r>
-      <w:r>
-        <w:rPr>
-          <w:lang w:val="zh_TW" w:bidi="zh_TW"/>
-        </w:rPr>
-      </w:r>
-    </w:p>
-    <w:p>
-      <w:pPr/>
-      <w:r>
-        <w:rPr>
-          <w:lang w:val="zh_TW" w:bidi="zh_TW"/>
-        </w:rPr>
       </w:r>
       <w:r>
         <w:rPr>

--- a/zht/docx/34.content.docx
+++ b/zht/docx/34.content.docx
@@ -19,7 +19,7 @@
         <w:rPr>
           <w:lang w:val="zh_TW" w:bidi="zh_TW"/>
         </w:rPr>
-        <w:t>Resource: 翻譯問題 (unfoldingWord)</w:t>
+        <w:t>Resource: unfoldingWord® Translation Questions</w:t>
       </w:r>
       <w:r>
         <w:rPr>
@@ -85,7 +85,7 @@
         <w:rPr>
           <w:lang w:val="zh_TW" w:bidi="zh_TW"/>
         </w:rPr>
-        <w:t>翻譯問題 (unfoldingWord)</w:t>
+        <w:t>unfoldingWord® Translation Questions</w:t>
       </w:r>
     </w:p>
     <w:p>
